--- a/fil rouge dev2 (Infra)/VM Local/Compte_Rendu_VM_Local.docx
+++ b/fil rouge dev2 (Infra)/VM Local/Compte_Rendu_VM_Local.docx
@@ -115,7 +115,13 @@
         <w:t xml:space="preserve">Introduction : </w:t>
       </w:r>
       <w:r>
-        <w:t>Dans ce TP, nous allons créer trois machines virtuelles afin de mettre en place une infrastructure réseau privée composée d’un serveur, d’un poste client et d’une troisième VM jouant le rôle de pare-feu et de routeur.</w:t>
+        <w:t xml:space="preserve">Dans ce </w:t>
+      </w:r>
+      <w:r>
+        <w:t>projet</w:t>
+      </w:r>
+      <w:r>
+        <w:t>, nous allons créer trois machines virtuelles afin de mettre en place une infrastructure réseau privée composée d’un serveur, d’un poste client et d’une troisième VM jouant le rôle de pare-feu et de routeur.</w:t>
       </w:r>
     </w:p>
     <w:p>
@@ -202,13 +208,7 @@
         <w:jc w:val="both"/>
       </w:pPr>
       <w:r>
-        <w:t xml:space="preserve">Image 1 : </w:t>
-      </w:r>
-      <w:r>
-        <w:t>Installation des rôles VM serveur</w:t>
-      </w:r>
-      <w:r>
-        <w:t>………………..……………………………………………3</w:t>
+        <w:t>Image 1 : Installation des rôles VM serveur………………..……………………………………………3</w:t>
       </w:r>
     </w:p>
     <w:p>
@@ -613,25 +613,13 @@
         <w:jc w:val="both"/>
       </w:pPr>
       <w:r>
-        <w:t>Image 1</w:t>
-      </w:r>
-      <w:r>
-        <w:t>8</w:t>
-      </w:r>
-      <w:r>
-        <w:t xml:space="preserve">  : Configuration </w:t>
+        <w:t xml:space="preserve">Image 18  : Configuration </w:t>
       </w:r>
       <w:r>
         <w:t>tunnel</w:t>
       </w:r>
       <w:r>
-        <w:t xml:space="preserve"> VM </w:t>
-      </w:r>
-      <w:r>
-        <w:t>Client..</w:t>
-      </w:r>
-      <w:r>
-        <w:t>……………………..………………..…………………</w:t>
+        <w:t xml:space="preserve"> VM Client..……………………..………………..…………………</w:t>
       </w:r>
       <w:r>
         <w:t>1</w:t>
@@ -646,19 +634,7 @@
       </w:pPr>
       <w:r>
         <w:lastRenderedPageBreak/>
-        <w:t>Image 1</w:t>
-      </w:r>
-      <w:r>
-        <w:t>9</w:t>
-      </w:r>
-      <w:r>
-        <w:t xml:space="preserve">  : </w:t>
-      </w:r>
-      <w:r>
-        <w:t>Connexion VPN…………………</w:t>
-      </w:r>
-      <w:r>
-        <w:t>..……………………..………………..…………………..1</w:t>
+        <w:t>Image 19  : Connexion VPN…………………..……………………..………………..…………………..1</w:t>
       </w:r>
       <w:r>
         <w:t>1</w:t>
@@ -698,455 +674,434 @@
           <w:b/>
           <w:bCs/>
         </w:rPr>
-        <w:t xml:space="preserve">Mise en place du </w:t>
+        <w:t>Mise en place du pare-feu et du routeur</w:t>
       </w:r>
       <w:r>
         <w:rPr>
           <w:b/>
           <w:bCs/>
         </w:rPr>
-        <w:t>pare-feu et du routeur</w:t>
-      </w:r>
-      <w:r>
+        <w:t xml:space="preserve"> :</w:t>
+      </w:r>
+    </w:p>
+    <w:p>
+      <w:pPr>
+        <w:jc w:val="both"/>
+      </w:pPr>
+      <w:r>
+        <w:t xml:space="preserve">Image </w:t>
+      </w:r>
+      <w:r>
+        <w:t>2</w:t>
+      </w:r>
+      <w:r>
+        <w:t>0</w:t>
+      </w:r>
+      <w:r>
+        <w:t xml:space="preserve">  : </w:t>
+      </w:r>
+      <w:r>
+        <w:t>VM Pfsense……………………….</w:t>
+      </w:r>
+      <w:r>
+        <w:t>..……………………..………………..…………………..1</w:t>
+      </w:r>
+      <w:r>
+        <w:t>2</w:t>
+      </w:r>
+    </w:p>
+    <w:p>
+      <w:pPr>
+        <w:jc w:val="both"/>
+      </w:pPr>
+      <w:r>
+        <w:t xml:space="preserve">Image </w:t>
+      </w:r>
+      <w:r>
+        <w:t>2</w:t>
+      </w:r>
+      <w:r>
+        <w:t>1</w:t>
+      </w:r>
+      <w:r>
+        <w:t xml:space="preserve">  : </w:t>
+      </w:r>
+      <w:r>
+        <w:t>Connexion Pfsense</w:t>
+      </w:r>
+      <w:r>
+        <w:t>..……………………..………………..…………………</w:t>
+      </w:r>
+      <w:r>
+        <w:t>………………</w:t>
+      </w:r>
+      <w:r>
+        <w:t>1</w:t>
+      </w:r>
+      <w:r>
+        <w:t>2</w:t>
+      </w:r>
+    </w:p>
+    <w:p>
+      <w:pPr>
+        <w:jc w:val="both"/>
+      </w:pPr>
+      <w:r>
+        <w:t xml:space="preserve">Image </w:t>
+      </w:r>
+      <w:r>
+        <w:t>2</w:t>
+      </w:r>
+      <w:r>
+        <w:t>2</w:t>
+      </w:r>
+      <w:r>
+        <w:t xml:space="preserve">  : </w:t>
+      </w:r>
+      <w:r>
+        <w:t>Création de règles pare-feu</w:t>
+      </w:r>
+      <w:r>
+        <w:t>…</w:t>
+      </w:r>
+      <w:r>
+        <w:t>..……………………..………………..…………………..1</w:t>
+      </w:r>
+      <w:r>
+        <w:t>3</w:t>
+      </w:r>
+    </w:p>
+    <w:p>
+      <w:pPr>
+        <w:jc w:val="both"/>
+      </w:pPr>
+      <w:r>
+        <w:t xml:space="preserve">Image </w:t>
+      </w:r>
+      <w:r>
+        <w:t>2</w:t>
+      </w:r>
+      <w:r>
+        <w:t>3</w:t>
+      </w:r>
+      <w:r>
+        <w:t xml:space="preserve">  : </w:t>
+      </w:r>
+      <w:r>
+        <w:t>Configuration NAT………………</w:t>
+      </w:r>
+      <w:r>
+        <w:t>..……………………..………………..…………………..1</w:t>
+      </w:r>
+      <w:r>
+        <w:t>3</w:t>
+      </w:r>
+    </w:p>
+    <w:p>
+      <w:pPr>
+        <w:jc w:val="both"/>
         <w:rPr>
           <w:b/>
           <w:bCs/>
         </w:rPr>
-        <w:t xml:space="preserve"> :</w:t>
-      </w:r>
-    </w:p>
-    <w:p>
-      <w:pPr>
-        <w:jc w:val="both"/>
-      </w:pPr>
-      <w:r>
-        <w:t xml:space="preserve">Image </w:t>
-      </w:r>
-      <w:r>
-        <w:t>2</w:t>
-      </w:r>
-      <w:r>
-        <w:t>0</w:t>
-      </w:r>
-      <w:r>
-        <w:t xml:space="preserve">  : </w:t>
-      </w:r>
-      <w:r>
-        <w:t>VM Pfsense……………………….</w:t>
-      </w:r>
-      <w:r>
-        <w:t>..……………………..………………..…………………..1</w:t>
-      </w:r>
-      <w:r>
-        <w:t>2</w:t>
-      </w:r>
-    </w:p>
-    <w:p>
-      <w:pPr>
-        <w:jc w:val="both"/>
-      </w:pPr>
-      <w:r>
-        <w:t xml:space="preserve">Image </w:t>
-      </w:r>
-      <w:r>
-        <w:t>2</w:t>
-      </w:r>
-      <w:r>
-        <w:t>1</w:t>
-      </w:r>
-      <w:r>
-        <w:t xml:space="preserve">  : </w:t>
-      </w:r>
-      <w:r>
-        <w:t>Connexion Pfsense</w:t>
-      </w:r>
-      <w:r>
-        <w:t>..……………………..………………..…………………</w:t>
-      </w:r>
-      <w:r>
-        <w:t>………………</w:t>
-      </w:r>
-      <w:r>
-        <w:t>1</w:t>
-      </w:r>
-      <w:r>
-        <w:t>2</w:t>
-      </w:r>
-    </w:p>
-    <w:p>
-      <w:pPr>
-        <w:jc w:val="both"/>
-      </w:pPr>
-      <w:r>
-        <w:t xml:space="preserve">Image </w:t>
-      </w:r>
-      <w:r>
-        <w:t>2</w:t>
-      </w:r>
-      <w:r>
-        <w:t>2</w:t>
-      </w:r>
-      <w:r>
-        <w:t xml:space="preserve">  : </w:t>
-      </w:r>
-      <w:r>
-        <w:t>Création de règles pare-feu</w:t>
-      </w:r>
-      <w:r>
-        <w:t>…</w:t>
-      </w:r>
-      <w:r>
-        <w:t>..……………………..………………..…………………..1</w:t>
-      </w:r>
-      <w:r>
-        <w:t>3</w:t>
-      </w:r>
-    </w:p>
-    <w:p>
-      <w:pPr>
-        <w:jc w:val="both"/>
-      </w:pPr>
-      <w:r>
-        <w:t xml:space="preserve">Image </w:t>
-      </w:r>
-      <w:r>
-        <w:t>2</w:t>
-      </w:r>
-      <w:r>
-        <w:t>3</w:t>
-      </w:r>
-      <w:r>
-        <w:t xml:space="preserve">  : </w:t>
-      </w:r>
-      <w:r>
-        <w:t>Configuration NAT………………</w:t>
-      </w:r>
-      <w:r>
-        <w:t>..……………………..………………..…………………..1</w:t>
-      </w:r>
-      <w:r>
-        <w:t>3</w:t>
-      </w:r>
-    </w:p>
-    <w:p>
-      <w:pPr>
-        <w:jc w:val="both"/>
+      </w:pPr>
+      <w:r>
         <w:rPr>
           <w:b/>
           <w:bCs/>
         </w:rPr>
-      </w:pPr>
+        <w:t xml:space="preserve">Étape </w:t>
+      </w:r>
       <w:r>
         <w:rPr>
           <w:b/>
           <w:bCs/>
         </w:rPr>
-        <w:t xml:space="preserve">Étape </w:t>
+        <w:t>6</w:t>
       </w:r>
       <w:r>
         <w:rPr>
           <w:b/>
           <w:bCs/>
         </w:rPr>
-        <w:t>6</w:t>
+        <w:t xml:space="preserve"> : </w:t>
       </w:r>
       <w:r>
         <w:rPr>
           <w:b/>
           <w:bCs/>
         </w:rPr>
-        <w:t xml:space="preserve"> : </w:t>
+        <w:t>Mise en place du DHCP</w:t>
       </w:r>
       <w:r>
         <w:rPr>
           <w:b/>
           <w:bCs/>
         </w:rPr>
-        <w:t xml:space="preserve">Mise en place du </w:t>
-      </w:r>
-      <w:r>
+        <w:t xml:space="preserve"> :</w:t>
+      </w:r>
+    </w:p>
+    <w:p>
+      <w:pPr>
+        <w:jc w:val="both"/>
+      </w:pPr>
+      <w:r>
+        <w:t xml:space="preserve">Image </w:t>
+      </w:r>
+      <w:r>
+        <w:t>2</w:t>
+      </w:r>
+      <w:r>
+        <w:t>4</w:t>
+      </w:r>
+      <w:r>
+        <w:t xml:space="preserve"> : </w:t>
+      </w:r>
+      <w:r>
+        <w:t>Commande autorisation DHCP</w:t>
+      </w:r>
+      <w:r>
+        <w:t>..……………………..………………..…………………1</w:t>
+      </w:r>
+      <w:r>
+        <w:t>4</w:t>
+      </w:r>
+    </w:p>
+    <w:p>
+      <w:pPr>
+        <w:jc w:val="both"/>
+      </w:pPr>
+      <w:r>
+        <w:t xml:space="preserve">Image </w:t>
+      </w:r>
+      <w:r>
+        <w:t>2</w:t>
+      </w:r>
+      <w:r>
+        <w:t>5</w:t>
+      </w:r>
+      <w:r>
+        <w:t xml:space="preserve">  : </w:t>
+      </w:r>
+      <w:r>
+        <w:t>Commande plage d’adresses</w:t>
+      </w:r>
+      <w:r>
+        <w:t>..……………………..………………..…………………..1</w:t>
+      </w:r>
+      <w:r>
+        <w:t>4</w:t>
+      </w:r>
+    </w:p>
+    <w:p>
+      <w:pPr>
+        <w:jc w:val="both"/>
+      </w:pPr>
+      <w:r>
+        <w:t xml:space="preserve">Image </w:t>
+      </w:r>
+      <w:r>
+        <w:t>2</w:t>
+      </w:r>
+      <w:r>
+        <w:t>6</w:t>
+      </w:r>
+      <w:r>
+        <w:t xml:space="preserve">  : </w:t>
+      </w:r>
+      <w:r>
+        <w:t>Commande de la passerelle</w:t>
+      </w:r>
+      <w:r>
+        <w:t>..</w:t>
+      </w:r>
+      <w:r>
+        <w:t>..……………………..………………..…………………..1</w:t>
+      </w:r>
+      <w:r>
+        <w:t>4</w:t>
+      </w:r>
+    </w:p>
+    <w:p>
+      <w:pPr>
+        <w:jc w:val="both"/>
+      </w:pPr>
+      <w:r>
+        <w:t xml:space="preserve">Image </w:t>
+      </w:r>
+      <w:r>
+        <w:t>2</w:t>
+      </w:r>
+      <w:r>
+        <w:t>7</w:t>
+      </w:r>
+      <w:r>
+        <w:t xml:space="preserve">  : </w:t>
+      </w:r>
+      <w:r>
+        <w:t>Commande du DNS…………..</w:t>
+      </w:r>
+      <w:r>
+        <w:t>..……………………..………………..…………………</w:t>
+      </w:r>
+      <w:r>
+        <w:t>…</w:t>
+      </w:r>
+      <w:r>
+        <w:t>1</w:t>
+      </w:r>
+      <w:r>
+        <w:t>4</w:t>
+      </w:r>
+    </w:p>
+    <w:p>
+      <w:pPr>
+        <w:jc w:val="both"/>
+      </w:pPr>
+      <w:r>
+        <w:t xml:space="preserve">Image </w:t>
+      </w:r>
+      <w:r>
+        <w:t>2</w:t>
+      </w:r>
+      <w:r>
+        <w:t>8</w:t>
+      </w:r>
+      <w:r>
+        <w:t xml:space="preserve">  : </w:t>
+      </w:r>
+      <w:r>
+        <w:t>Commande activation DHCP</w:t>
+      </w:r>
+      <w:r>
+        <w:t>..……………………..………………..…………………</w:t>
+      </w:r>
+      <w:r>
+        <w:t>.</w:t>
+      </w:r>
+      <w:r>
+        <w:t>..1</w:t>
+      </w:r>
+      <w:r>
+        <w:t>4</w:t>
+      </w:r>
+    </w:p>
+    <w:p>
+      <w:pPr>
+        <w:jc w:val="both"/>
+      </w:pPr>
+      <w:r>
+        <w:t xml:space="preserve">Image </w:t>
+      </w:r>
+      <w:r>
+        <w:t>29</w:t>
+      </w:r>
+      <w:r>
+        <w:t xml:space="preserve">  : </w:t>
+      </w:r>
+      <w:r>
+        <w:t>Commande activation carte DHCP</w:t>
+      </w:r>
+      <w:r>
+        <w:t>..……………………..………………..……………1</w:t>
+      </w:r>
+      <w:r>
+        <w:t>4</w:t>
+      </w:r>
+    </w:p>
+    <w:p>
+      <w:pPr>
+        <w:jc w:val="both"/>
+      </w:pPr>
+      <w:r>
+        <w:t xml:space="preserve">Image </w:t>
+      </w:r>
+      <w:r>
+        <w:t>3</w:t>
+      </w:r>
+      <w:r>
+        <w:t>0</w:t>
+      </w:r>
+      <w:r>
+        <w:t xml:space="preserve">  : </w:t>
+      </w:r>
+      <w:r>
+        <w:t>Commande pour forcer à mettre le DHCP</w:t>
+      </w:r>
+      <w:r>
+        <w:t>..……………………..………………..…</w:t>
+      </w:r>
+      <w:r>
+        <w:t>..</w:t>
+      </w:r>
+      <w:r>
+        <w:t>1</w:t>
+      </w:r>
+      <w:r>
+        <w:t>5</w:t>
+      </w:r>
+    </w:p>
+    <w:p>
+      <w:pPr>
+        <w:jc w:val="both"/>
+      </w:pPr>
+      <w:r>
+        <w:t xml:space="preserve">Image </w:t>
+      </w:r>
+      <w:r>
+        <w:t>3</w:t>
+      </w:r>
+      <w:r>
+        <w:t>1</w:t>
+      </w:r>
+      <w:r>
+        <w:t xml:space="preserve">  : </w:t>
+      </w:r>
+      <w:r>
+        <w:t>Commande pour afficher les paramètres réseaux</w:t>
+      </w:r>
+      <w:r>
+        <w:t>..……………………..…………1</w:t>
+      </w:r>
+      <w:r>
+        <w:t>5</w:t>
+      </w:r>
+    </w:p>
+    <w:p>
+      <w:pPr>
+        <w:jc w:val="both"/>
         <w:rPr>
           <w:b/>
           <w:bCs/>
         </w:rPr>
-        <w:t>DHCP</w:t>
-      </w:r>
+      </w:pPr>
       <w:r>
         <w:rPr>
           <w:b/>
           <w:bCs/>
         </w:rPr>
-        <w:t xml:space="preserve"> :</w:t>
-      </w:r>
-    </w:p>
-    <w:p>
-      <w:pPr>
-        <w:jc w:val="both"/>
-      </w:pPr>
-      <w:r>
-        <w:t xml:space="preserve">Image </w:t>
-      </w:r>
-      <w:r>
-        <w:t>2</w:t>
-      </w:r>
-      <w:r>
-        <w:t>4</w:t>
-      </w:r>
-      <w:r>
-        <w:t xml:space="preserve"> : </w:t>
-      </w:r>
-      <w:r>
-        <w:t>Commande autorisation DHCP</w:t>
-      </w:r>
-      <w:r>
-        <w:t>..……………………..………………..…………………1</w:t>
-      </w:r>
-      <w:r>
-        <w:t>4</w:t>
-      </w:r>
-    </w:p>
-    <w:p>
-      <w:pPr>
-        <w:jc w:val="both"/>
-      </w:pPr>
-      <w:r>
-        <w:t xml:space="preserve">Image </w:t>
-      </w:r>
-      <w:r>
-        <w:t>2</w:t>
-      </w:r>
-      <w:r>
-        <w:t>5</w:t>
-      </w:r>
-      <w:r>
-        <w:t xml:space="preserve">  : </w:t>
-      </w:r>
-      <w:r>
-        <w:t>Commande plage d’adresses</w:t>
-      </w:r>
-      <w:r>
-        <w:t>..……………………..………………..…………………..1</w:t>
-      </w:r>
-      <w:r>
-        <w:t>4</w:t>
-      </w:r>
-    </w:p>
-    <w:p>
-      <w:pPr>
-        <w:jc w:val="both"/>
-      </w:pPr>
-      <w:r>
-        <w:t xml:space="preserve">Image </w:t>
-      </w:r>
-      <w:r>
-        <w:t>2</w:t>
-      </w:r>
-      <w:r>
-        <w:t>6</w:t>
-      </w:r>
-      <w:r>
-        <w:t xml:space="preserve">  : </w:t>
-      </w:r>
-      <w:r>
-        <w:t>Commande de la passerelle</w:t>
-      </w:r>
-      <w:r>
-        <w:t>..</w:t>
-      </w:r>
-      <w:r>
-        <w:t>..……………………..………………..…………………..1</w:t>
-      </w:r>
-      <w:r>
-        <w:t>4</w:t>
-      </w:r>
-    </w:p>
-    <w:p>
-      <w:pPr>
-        <w:jc w:val="both"/>
-      </w:pPr>
-      <w:r>
-        <w:t xml:space="preserve">Image </w:t>
-      </w:r>
-      <w:r>
-        <w:t>2</w:t>
-      </w:r>
-      <w:r>
-        <w:t>7</w:t>
-      </w:r>
-      <w:r>
-        <w:t xml:space="preserve">  : </w:t>
-      </w:r>
-      <w:r>
-        <w:t>Commande du DNS…………..</w:t>
-      </w:r>
-      <w:r>
-        <w:t>..……………………..………………..…………………</w:t>
-      </w:r>
-      <w:r>
-        <w:t>…</w:t>
-      </w:r>
-      <w:r>
-        <w:t>1</w:t>
-      </w:r>
-      <w:r>
-        <w:t>4</w:t>
-      </w:r>
-    </w:p>
-    <w:p>
-      <w:pPr>
-        <w:jc w:val="both"/>
-      </w:pPr>
-      <w:r>
-        <w:t xml:space="preserve">Image </w:t>
-      </w:r>
-      <w:r>
-        <w:t>2</w:t>
-      </w:r>
-      <w:r>
-        <w:t>8</w:t>
-      </w:r>
-      <w:r>
-        <w:t xml:space="preserve">  : </w:t>
-      </w:r>
-      <w:r>
-        <w:t>Commande activation DHCP</w:t>
-      </w:r>
-      <w:r>
-        <w:t>..……………………..………………..…………………</w:t>
-      </w:r>
-      <w:r>
-        <w:t>.</w:t>
-      </w:r>
-      <w:r>
-        <w:t>..1</w:t>
-      </w:r>
-      <w:r>
-        <w:t>4</w:t>
-      </w:r>
-    </w:p>
-    <w:p>
-      <w:pPr>
-        <w:jc w:val="both"/>
-      </w:pPr>
-      <w:r>
-        <w:t xml:space="preserve">Image </w:t>
-      </w:r>
-      <w:r>
-        <w:t>29</w:t>
-      </w:r>
-      <w:r>
-        <w:t xml:space="preserve">  : </w:t>
-      </w:r>
-      <w:r>
-        <w:t>Commande activation carte DHCP</w:t>
-      </w:r>
-      <w:r>
-        <w:t>..……………………..………………..……………1</w:t>
-      </w:r>
-      <w:r>
-        <w:t>4</w:t>
-      </w:r>
-    </w:p>
-    <w:p>
-      <w:pPr>
-        <w:jc w:val="both"/>
-      </w:pPr>
-      <w:r>
-        <w:t xml:space="preserve">Image </w:t>
-      </w:r>
-      <w:r>
-        <w:t>3</w:t>
-      </w:r>
-      <w:r>
-        <w:t>0</w:t>
-      </w:r>
-      <w:r>
-        <w:t xml:space="preserve">  : </w:t>
-      </w:r>
-      <w:r>
-        <w:t>Commande pour forcer à mettre le DHCP</w:t>
-      </w:r>
-      <w:r>
-        <w:t>..……………………..………………..…</w:t>
-      </w:r>
-      <w:r>
-        <w:t>..</w:t>
-      </w:r>
-      <w:r>
-        <w:t>1</w:t>
-      </w:r>
-      <w:r>
-        <w:t>5</w:t>
-      </w:r>
-    </w:p>
-    <w:p>
-      <w:pPr>
-        <w:jc w:val="both"/>
-      </w:pPr>
-      <w:r>
-        <w:t xml:space="preserve">Image </w:t>
-      </w:r>
-      <w:r>
-        <w:t>3</w:t>
-      </w:r>
-      <w:r>
-        <w:t>1</w:t>
-      </w:r>
-      <w:r>
-        <w:t xml:space="preserve">  : </w:t>
-      </w:r>
-      <w:r>
-        <w:t>Commande pour afficher les paramètres réseaux</w:t>
-      </w:r>
-      <w:r>
-        <w:t>..……………………..…………1</w:t>
-      </w:r>
-      <w:r>
-        <w:t>5</w:t>
-      </w:r>
-    </w:p>
-    <w:p>
-      <w:pPr>
-        <w:jc w:val="both"/>
+        <w:t xml:space="preserve">Étape </w:t>
+      </w:r>
+      <w:r>
         <w:rPr>
           <w:b/>
           <w:bCs/>
         </w:rPr>
-      </w:pPr>
+        <w:t>7</w:t>
+      </w:r>
       <w:r>
         <w:rPr>
           <w:b/>
           <w:bCs/>
         </w:rPr>
-        <w:t xml:space="preserve">Étape </w:t>
+        <w:t xml:space="preserve"> : </w:t>
       </w:r>
       <w:r>
         <w:rPr>
           <w:b/>
           <w:bCs/>
         </w:rPr>
-        <w:t>7</w:t>
-      </w:r>
-      <w:r>
-        <w:rPr>
-          <w:b/>
-          <w:bCs/>
-        </w:rPr>
-        <w:t xml:space="preserve"> : </w:t>
-      </w:r>
-      <w:r>
-        <w:rPr>
-          <w:b/>
-          <w:bCs/>
-        </w:rPr>
-        <w:t xml:space="preserve">Mise en place </w:t>
-      </w:r>
-      <w:r>
-        <w:rPr>
-          <w:b/>
-          <w:bCs/>
-        </w:rPr>
-        <w:t>des GPO</w:t>
+        <w:t>Mise en place des GPO</w:t>
       </w:r>
       <w:r>
         <w:rPr>
@@ -4226,7 +4181,13 @@
         <w:jc w:val="both"/>
       </w:pPr>
       <w:r>
-        <w:t>Ce TP nous a permis de mettre en place une infrastructure réseau complète en environnement virtualisé, proche d’un réseau d’entreprise. Nous avons configuré un serveur avec Active Directory et créé le domaine YPLAZA, ainsi que les utilisateurs et groupes associés. Des scripts PowerShell ont été utilisés pour automatiser la gestion des comptes et des partages avec des droits adaptés.</w:t>
+        <w:t xml:space="preserve">Ce </w:t>
+      </w:r>
+      <w:r>
+        <w:t>projet</w:t>
+      </w:r>
+      <w:r>
+        <w:t xml:space="preserve"> nous a permis de mettre en place une infrastructure réseau complète en environnement virtualisé, proche d’un réseau d’entreprise. Nous avons configuré un serveur avec Active Directory et créé le domaine YPLAZA, ainsi que les utilisateurs et groupes associés. Des scripts PowerShell ont été utilisés pour automatiser la gestion des comptes et des partages avec des droits adaptés.</w:t>
       </w:r>
     </w:p>
     <w:p>
@@ -4256,7 +4217,13 @@
         <w:t>Et e</w:t>
       </w:r>
       <w:r>
-        <w:t>nfin, les GPO ont été utilisées pour appliquer des politiques de sécurité centralisées, notamment la restriction du panneau de configuration selon les groupes. Ce TP nous a permis de comprendre les bases d’une infrastructure réseau complète et sécurisée.</w:t>
+        <w:t xml:space="preserve">nfin, les GPO ont été utilisées pour appliquer des politiques de sécurité centralisées, notamment la restriction du panneau de configuration selon les groupes. Ce </w:t>
+      </w:r>
+      <w:r>
+        <w:t>projet</w:t>
+      </w:r>
+      <w:r>
+        <w:t xml:space="preserve"> nous a permis de comprendre les bases d’une infrastructure réseau complète et sécurisée.</w:t>
       </w:r>
     </w:p>
     <w:p>
@@ -4976,6 +4943,7 @@
   <w:style w:type="character" w:default="1" w:styleId="Policepardfaut">
     <w:name w:val="Default Paragraph Font"/>
     <w:uiPriority w:val="1"/>
+    <w:semiHidden/>
     <w:unhideWhenUsed/>
   </w:style>
   <w:style w:type="table" w:default="1" w:styleId="TableauNormal">
